--- a/docs/word/04_Admin_Operations_Manual.docx
+++ b/docs/word/04_Admin_Operations_Manual.docx
@@ -62,6 +62,18 @@
     </w:p>
     <w:p>
       <w:pPr>
+        <w:spacing w:after="160"/>
+      </w:pPr>
+      <w:r>
+        <w:rPr>
+          <w:sz w:val="22"/>
+          <w:szCs w:val="22"/>
+        </w:rPr>
+        <w:t xml:space="preserve">The dashboard also estimates monthly recurring revenue, shows open debt, recent platform activity, subscription state, and tenant usage signals.</w:t>
+      </w:r>
+    </w:p>
+    <w:p>
+      <w:pPr>
         <w:pStyle w:val="Heading1"/>
         <w:spacing w:after="120" w:before="160"/>
       </w:pPr>
@@ -140,6 +152,23 @@
           <w:sz w:val="21"/>
           <w:szCs w:val="21"/>
         </w:rPr>
+        <w:t xml:space="preserve">The app also creates a unique shop network code and an empty payment configuration record for the tenant.</w:t>
+      </w:r>
+    </w:p>
+    <w:p>
+      <w:pPr>
+        <w:pStyle w:val="ListParagraph"/>
+        <w:numPr>
+          <w:ilvl w:val="0"/>
+          <w:numId w:val="1"/>
+        </w:numPr>
+        <w:spacing w:after="100"/>
+      </w:pPr>
+      <w:r>
+        <w:rPr>
+          <w:sz w:val="21"/>
+          <w:szCs w:val="21"/>
+        </w:rPr>
         <w:t xml:space="preserve">The generated initial password is printed in the server console for development.</w:t>
       </w:r>
     </w:p>
@@ -195,6 +224,89 @@
           <w:szCs w:val="22"/>
         </w:rPr>
         <w:t xml:space="preserve">Use the Broadcast form on /admin to create a global announcement. It appears in shop dashboards until dismissed per user. The current implementation stores the announcement and supports dismissal extension through AnnouncementDismissal.</w:t>
+      </w:r>
+    </w:p>
+    <w:p>
+      <w:pPr>
+        <w:pStyle w:val="Heading1"/>
+        <w:spacing w:after="120" w:before="160"/>
+      </w:pPr>
+      <w:r>
+        <w:rPr>
+          <w:b/>
+          <w:bCs/>
+          <w:sz w:val="28"/>
+          <w:szCs w:val="28"/>
+        </w:rPr>
+        <w:t xml:space="preserve">Plans, Renewals, and Payment Routing</w:t>
+      </w:r>
+    </w:p>
+    <w:p>
+      <w:pPr>
+        <w:pStyle w:val="ListParagraph"/>
+        <w:numPr>
+          <w:ilvl w:val="0"/>
+          <w:numId w:val="1"/>
+        </w:numPr>
+        <w:spacing w:after="100"/>
+      </w:pPr>
+      <w:r>
+        <w:rPr>
+          <w:sz w:val="21"/>
+          <w:szCs w:val="21"/>
+        </w:rPr>
+        <w:t xml:space="preserve">Use Subscription update to change plan tier, monthly or yearly billing, pricing, renewal date, and subscription status.</w:t>
+      </w:r>
+    </w:p>
+    <w:p>
+      <w:pPr>
+        <w:pStyle w:val="ListParagraph"/>
+        <w:numPr>
+          <w:ilvl w:val="0"/>
+          <w:numId w:val="1"/>
+        </w:numPr>
+        <w:spacing w:after="100"/>
+      </w:pPr>
+      <w:r>
+        <w:rPr>
+          <w:sz w:val="21"/>
+          <w:szCs w:val="21"/>
+        </w:rPr>
+        <w:t xml:space="preserve">Use each shop's detail page to inspect renewal status, supplier count, debt records, closing count, Paystack subaccount status, and mobile money settlement details.</w:t>
+      </w:r>
+    </w:p>
+    <w:p>
+      <w:pPr>
+        <w:pStyle w:val="ListParagraph"/>
+        <w:numPr>
+          <w:ilvl w:val="0"/>
+          <w:numId w:val="1"/>
+        </w:numPr>
+        <w:spacing w:after="100"/>
+      </w:pPr>
+      <w:r>
+        <w:rPr>
+          <w:sz w:val="21"/>
+          <w:szCs w:val="21"/>
+        </w:rPr>
+        <w:t xml:space="preserve">The platform uses the server PAYSTACK_SECRET_KEY. Shops store their own Paystack subaccount code and mobile money details from Settings.</w:t>
+      </w:r>
+    </w:p>
+    <w:p>
+      <w:pPr>
+        <w:pStyle w:val="ListParagraph"/>
+        <w:numPr>
+          <w:ilvl w:val="0"/>
+          <w:numId w:val="1"/>
+        </w:numPr>
+        <w:spacing w:after="100"/>
+      </w:pPr>
+      <w:r>
+        <w:rPr>
+          <w:sz w:val="21"/>
+          <w:szCs w:val="21"/>
+        </w:rPr>
+        <w:t xml:space="preserve">Before real money collection, create or verify the shop's Paystack subaccount in Paystack and paste the subaccount code into the shop settings page.</w:t>
       </w:r>
     </w:p>
     <w:p>
